--- a/КПП/Том СОТС КПП/Акт об окончании ПНР СОТС КПП.docx
+++ b/КПП/Том СОТС КПП/Акт об окончании ПНР СОТС КПП.docx
@@ -188,7 +188,7 @@
                 <w:i w:val="0"/>
                 <w:sz w:val="22"/>
               </w:rPr>
-              <w:t>«04» ноября 2026 г.</w:t>
+              <w:t>«29» октября 2026 г.</w:t>
             </w:r>
           </w:p>
         </w:tc>
@@ -311,7 +311,7 @@
           <w:i/>
           <w:sz w:val="20"/>
         </w:rPr>
-        <w:t>Пусконаладочные работы системы охранной и тревожной сигнализации (СОТС) здания КПП выполнены ООО «АльтЭн» в период с 27.10.2026 по 04.11.2026.</w:t>
+        <w:t>Пусконаладочные работы системы охранной и тревожной сигнализации (СОТС) здания КПП выполнены ООО «АльтЭн» в период с 24.10.2026 по 29.10.2026.</w:t>
       </w:r>
     </w:p>
     <w:p>
@@ -380,7 +380,7 @@
           <w:i/>
           <w:sz w:val="20"/>
         </w:rPr>
-        <w:t>Результаты пусконаладочных работ отражены в техническом отчёте № ТО-СОТС-КПП от 04.11.2026.</w:t>
+        <w:t>Результаты пусконаладочных работ отражены в техническом отчёте № ТО-СОТС-КПП от 29.10.2026.</w:t>
       </w:r>
     </w:p>
     <w:p>
